--- a/src/content/bios/Jenks-CW 2016.docx
+++ b/src/content/bios/Jenks-CW 2016.docx
@@ -4282,35 +4282,6 @@
           <w:lang w:val="en-GB"/>
         </w:rPr>
         <w:t>22 January 2016).</w:t>
-      </w:r>
-    </w:p>
-    <w:p>
-      <w:pPr>
-        <w:jc w:val="both"/>
-        <w:rPr>
-          <w:szCs w:val="24"/>
-          <w:lang w:val="en-GB"/>
-        </w:rPr>
-      </w:pPr>
-    </w:p>
-    <w:p>
-      <w:pPr>
-        <w:jc w:val="both"/>
-        <w:rPr>
-          <w:b/>
-          <w:bCs/>
-          <w:szCs w:val="24"/>
-          <w:lang w:val="en-GB"/>
-        </w:rPr>
-      </w:pPr>
-      <w:r>
-        <w:rPr>
-          <w:b/>
-          <w:bCs/>
-          <w:szCs w:val="24"/>
-          <w:lang w:val="en-GB"/>
-        </w:rPr>
-        <w:t>Jaci Leigh Eisenberg</w:t>
       </w:r>
     </w:p>
     <w:p>
